--- a/published/ai-robotics/03_control_estimation/03_perception/lab-protocols/03_perception-lab.docx
+++ b/published/ai-robotics/03_control_estimation/03_perception/lab-protocols/03_perception-lab.docx
@@ -4,7 +4,7 @@
   <w:body>
     <w:p>
       <w:r>
-        <w:t>Lab: Exploring Perception</w:t>
+        <w:t>Lab: State Estimation and Kalman Filtering</w:t>
       </w:r>
     </w:p>
     <w:p>
@@ -14,7 +14,7 @@
     </w:p>
     <w:p>
       <w:r>
-        <w:t>Design and simulate a simple agent that demonstrates the principles of Perception .</w:t>
+        <w:t>Derive and implement state estimation algorithms (Kalman filter, Extended Kalman Filter, Unscented Kalman Filter) and show their relationship to variational inference in Active Inference. You will apply these filters to robot localization and compare their performance.</w:t>
       </w:r>
     </w:p>
     <w:p>
@@ -24,12 +24,52 @@
     </w:p>
     <w:p>
       <w:r>
-        <w:t>Basic understanding of Python or a relevant simulation tool.  Familiarity with the formal definition of Perception.   Steps</w:t>
+        <w:t>Completion of the corresponding module.md lecture material  Familiarity with Active Inference concepts (generative models, free energy, prediction errors)  Basic pseudocode and diagram skills   Part 1: Mathematical Formulation</w:t>
       </w:r>
     </w:p>
     <w:p>
       <w:r>
-        <w:t>Define the Environment : Create a simple grid world or state space relevant to Robotics.  Define the Agent : Specify the agent's generative model, focusing on Perception.  Simulation : Run the agent for 100 timesteps.  Perturbation : Introduce a specific challenge to Perception (e.g., increased noise, occlusion).  Analysis : Plot the Free Energy over time. Does the agent successfully adapt?   Discussion Requirements</w:t>
+        <w:t>Formulate the perception problem mathematically:</w:t>
+      </w:r>
+    </w:p>
+    <w:p>
+      <w:r>
+        <w:t>Define the state-space representation relevant to this module.  Specify the cost function or objective for classical approaches.  Specify the free energy functional for the Active Inference formulation.  Under what assumptions do these formulations yield equivalent solutions?   Write your response here  Part 2: Algorithm Implementation</w:t>
+      </w:r>
+    </w:p>
+    <w:p>
+      <w:r>
+        <w:t>Design the algorithm in pseudocode:</w:t>
+      </w:r>
+    </w:p>
+    <w:p>
+      <w:r>
+        <w:t>Write the classical perception algorithm step-by-step.  Write the Active Inference equivalent step-by-step.  Identify shared computational steps (e.g., matrix inversions, prediction steps).  Where do the algorithms diverge? What does Active Inference add?   Write your response here  Part 3: Robotic Application</w:t>
+      </w:r>
+    </w:p>
+    <w:p>
+      <w:r>
+        <w:t>Apply both algorithms to a concrete robotic scenario:</w:t>
+      </w:r>
+    </w:p>
+    <w:p>
+      <w:r>
+        <w:t>Define a specific robot (e.g., 2-DOF arm, mobile robot, quadrotor).  Specify numerical parameters (masses, inertias, sensor noise).  Trace through 5 timesteps of each algorithm.  Compare the resulting state estimates, control actions, or plans.   Write your response here  Part 4: Performance Comparison</w:t>
+      </w:r>
+    </w:p>
+    <w:p>
+      <w:r>
+        <w:t>Compare the approaches systematically:</w:t>
+      </w:r>
+    </w:p>
+    <w:p>
+      <w:r>
+        <w:t>Metric  Classical Approach  Active Inference Approach      Computational cost        Robustness to noise        Adaptability        Theoretical guarantees        Ease of tuning         Write your response here  Summary Table</w:t>
+      </w:r>
+    </w:p>
+    <w:p>
+      <w:r>
+        <w:t>Concept  Classical Robotics  Active Inference  Your Design      Core mechanism          Uncertainty handling          Adaptation          Key advantage           References</w:t>
       </w:r>
     </w:p>
     <w:sectPr>
